--- a/Avance de Proyecto/PMOInformatica Plantilla de Casos de Uso.docx
+++ b/Avance de Proyecto/PMOInformatica Plantilla de Casos de Uso.docx
@@ -597,7 +597,6 @@
           <w:docPartUnique/>
         </w:docPartObj>
       </w:sdtPr>
-      <w:sdtEndPr/>
       <w:sdtContent>
         <w:p>
           <w:pPr>
@@ -640,11 +639,12 @@
             </w:rPr>
             <w:fldChar w:fldCharType="separate"/>
           </w:r>
-          <w:hyperlink w:anchor="_Toc213793002" w:history="1">
+          <w:hyperlink w:anchor="_Toc214558135" w:history="1">
             <w:r>
               <w:rPr>
                 <w:rStyle w:val="Hipervnculo"/>
                 <w:noProof/>
+                <w:lang w:val="es-VE"/>
               </w:rPr>
               <w:t>Historial de Versiones</w:t>
             </w:r>
@@ -667,7 +667,7 @@
                 <w:noProof/>
                 <w:webHidden/>
               </w:rPr>
-              <w:instrText xml:space="preserve"> PAGEREF _Toc213793002 \h </w:instrText>
+              <w:instrText xml:space="preserve"> PAGEREF _Toc214558135 \h </w:instrText>
             </w:r>
             <w:r>
               <w:rPr>
@@ -713,7 +713,7 @@
               <w14:ligatures w14:val="standardContextual"/>
             </w:rPr>
           </w:pPr>
-          <w:hyperlink w:anchor="_Toc213793003" w:history="1">
+          <w:hyperlink w:anchor="_Toc214558136" w:history="1">
             <w:r>
               <w:rPr>
                 <w:rStyle w:val="Hipervnculo"/>
@@ -740,7 +740,7 @@
                 <w:noProof/>
                 <w:webHidden/>
               </w:rPr>
-              <w:instrText xml:space="preserve"> PAGEREF _Toc213793003 \h </w:instrText>
+              <w:instrText xml:space="preserve"> PAGEREF _Toc214558136 \h </w:instrText>
             </w:r>
             <w:r>
               <w:rPr>
@@ -786,11 +786,12 @@
               <w14:ligatures w14:val="standardContextual"/>
             </w:rPr>
           </w:pPr>
-          <w:hyperlink w:anchor="_Toc213793004" w:history="1">
+          <w:hyperlink w:anchor="_Toc214558137" w:history="1">
             <w:r>
               <w:rPr>
                 <w:rStyle w:val="Hipervnculo"/>
                 <w:noProof/>
+                <w:lang w:val="es-VE"/>
               </w:rPr>
               <w:t>Aprobaciones</w:t>
             </w:r>
@@ -813,7 +814,7 @@
                 <w:noProof/>
                 <w:webHidden/>
               </w:rPr>
-              <w:instrText xml:space="preserve"> PAGEREF _Toc213793004 \h </w:instrText>
+              <w:instrText xml:space="preserve"> PAGEREF _Toc214558137 \h </w:instrText>
             </w:r>
             <w:r>
               <w:rPr>
@@ -859,7 +860,7 @@
               <w14:ligatures w14:val="standardContextual"/>
             </w:rPr>
           </w:pPr>
-          <w:hyperlink w:anchor="_Toc213793005" w:history="1">
+          <w:hyperlink w:anchor="_Toc214558138" w:history="1">
             <w:r>
               <w:rPr>
                 <w:rStyle w:val="Hipervnculo"/>
@@ -886,7 +887,7 @@
                 <w:noProof/>
                 <w:webHidden/>
               </w:rPr>
-              <w:instrText xml:space="preserve"> PAGEREF _Toc213793005 \h </w:instrText>
+              <w:instrText xml:space="preserve"> PAGEREF _Toc214558138 \h </w:instrText>
             </w:r>
             <w:r>
               <w:rPr>
@@ -932,11 +933,12 @@
               <w14:ligatures w14:val="standardContextual"/>
             </w:rPr>
           </w:pPr>
-          <w:hyperlink w:anchor="_Toc213793006" w:history="1">
+          <w:hyperlink w:anchor="_Toc214558139" w:history="1">
             <w:r>
               <w:rPr>
                 <w:rStyle w:val="Hipervnculo"/>
                 <w:noProof/>
+                <w:lang w:val="es-VE"/>
               </w:rPr>
               <w:t>Diagrama de Casos de Uso</w:t>
             </w:r>
@@ -959,7 +961,7 @@
                 <w:noProof/>
                 <w:webHidden/>
               </w:rPr>
-              <w:instrText xml:space="preserve"> PAGEREF _Toc213793006 \h </w:instrText>
+              <w:instrText xml:space="preserve"> PAGEREF _Toc214558139 \h </w:instrText>
             </w:r>
             <w:r>
               <w:rPr>
@@ -1005,11 +1007,12 @@
               <w14:ligatures w14:val="standardContextual"/>
             </w:rPr>
           </w:pPr>
-          <w:hyperlink w:anchor="_Toc213793007" w:history="1">
+          <w:hyperlink w:anchor="_Toc214558140" w:history="1">
             <w:r>
               <w:rPr>
                 <w:rStyle w:val="Hipervnculo"/>
                 <w:noProof/>
+                <w:lang w:val="es-VE"/>
               </w:rPr>
               <w:t>Descripción de Actores</w:t>
             </w:r>
@@ -1032,7 +1035,7 @@
                 <w:noProof/>
                 <w:webHidden/>
               </w:rPr>
-              <w:instrText xml:space="preserve"> PAGEREF _Toc213793007 \h </w:instrText>
+              <w:instrText xml:space="preserve"> PAGEREF _Toc214558140 \h </w:instrText>
             </w:r>
             <w:r>
               <w:rPr>
@@ -1078,11 +1081,12 @@
               <w14:ligatures w14:val="standardContextual"/>
             </w:rPr>
           </w:pPr>
-          <w:hyperlink w:anchor="_Toc213793008" w:history="1">
+          <w:hyperlink w:anchor="_Toc214558141" w:history="1">
             <w:r>
               <w:rPr>
                 <w:rStyle w:val="Hipervnculo"/>
                 <w:noProof/>
+                <w:lang w:val="es-VE"/>
               </w:rPr>
               <w:t>Actor 1: Estudiante</w:t>
             </w:r>
@@ -1105,7 +1109,7 @@
                 <w:noProof/>
                 <w:webHidden/>
               </w:rPr>
-              <w:instrText xml:space="preserve"> PAGEREF _Toc213793008 \h </w:instrText>
+              <w:instrText xml:space="preserve"> PAGEREF _Toc214558141 \h </w:instrText>
             </w:r>
             <w:r>
               <w:rPr>
@@ -1151,11 +1155,12 @@
               <w14:ligatures w14:val="standardContextual"/>
             </w:rPr>
           </w:pPr>
-          <w:hyperlink w:anchor="_Toc213793009" w:history="1">
+          <w:hyperlink w:anchor="_Toc214558142" w:history="1">
             <w:r>
               <w:rPr>
                 <w:rStyle w:val="Hipervnculo"/>
                 <w:noProof/>
+                <w:lang w:val="es-VE"/>
               </w:rPr>
               <w:t>Actor 2: Diseñador de Contenido</w:t>
             </w:r>
@@ -1178,7 +1183,7 @@
                 <w:noProof/>
                 <w:webHidden/>
               </w:rPr>
-              <w:instrText xml:space="preserve"> PAGEREF _Toc213793009 \h </w:instrText>
+              <w:instrText xml:space="preserve"> PAGEREF _Toc214558142 \h </w:instrText>
             </w:r>
             <w:r>
               <w:rPr>
@@ -1224,11 +1229,12 @@
               <w14:ligatures w14:val="standardContextual"/>
             </w:rPr>
           </w:pPr>
-          <w:hyperlink w:anchor="_Toc213793010" w:history="1">
+          <w:hyperlink w:anchor="_Toc214558143" w:history="1">
             <w:r>
               <w:rPr>
                 <w:rStyle w:val="Hipervnculo"/>
                 <w:noProof/>
+                <w:lang w:val="es-VE"/>
               </w:rPr>
               <w:t>Actor 3: Coordinador Académico</w:t>
             </w:r>
@@ -1251,7 +1257,7 @@
                 <w:noProof/>
                 <w:webHidden/>
               </w:rPr>
-              <w:instrText xml:space="preserve"> PAGEREF _Toc213793010 \h </w:instrText>
+              <w:instrText xml:space="preserve"> PAGEREF _Toc214558143 \h </w:instrText>
             </w:r>
             <w:r>
               <w:rPr>
@@ -1297,11 +1303,12 @@
               <w14:ligatures w14:val="standardContextual"/>
             </w:rPr>
           </w:pPr>
-          <w:hyperlink w:anchor="_Toc213793011" w:history="1">
+          <w:hyperlink w:anchor="_Toc214558144" w:history="1">
             <w:r>
               <w:rPr>
                 <w:rStyle w:val="Hipervnculo"/>
                 <w:noProof/>
+                <w:lang w:val="es-VE"/>
               </w:rPr>
               <w:t>Actor 4: Equipo de Producción Audiovisual</w:t>
             </w:r>
@@ -1324,7 +1331,7 @@
                 <w:noProof/>
                 <w:webHidden/>
               </w:rPr>
-              <w:instrText xml:space="preserve"> PAGEREF _Toc213793011 \h </w:instrText>
+              <w:instrText xml:space="preserve"> PAGEREF _Toc214558144 \h </w:instrText>
             </w:r>
             <w:r>
               <w:rPr>
@@ -1370,11 +1377,12 @@
               <w14:ligatures w14:val="standardContextual"/>
             </w:rPr>
           </w:pPr>
-          <w:hyperlink w:anchor="_Toc213793012" w:history="1">
+          <w:hyperlink w:anchor="_Toc214558145" w:history="1">
             <w:r>
               <w:rPr>
                 <w:rStyle w:val="Hipervnculo"/>
                 <w:noProof/>
+                <w:lang w:val="es-VE"/>
               </w:rPr>
               <w:t>Actor 5: Encargado de Difusión</w:t>
             </w:r>
@@ -1397,7 +1405,7 @@
                 <w:noProof/>
                 <w:webHidden/>
               </w:rPr>
-              <w:instrText xml:space="preserve"> PAGEREF _Toc213793012 \h </w:instrText>
+              <w:instrText xml:space="preserve"> PAGEREF _Toc214558145 \h </w:instrText>
             </w:r>
             <w:r>
               <w:rPr>
@@ -1443,11 +1451,12 @@
               <w14:ligatures w14:val="standardContextual"/>
             </w:rPr>
           </w:pPr>
-          <w:hyperlink w:anchor="_Toc213793013" w:history="1">
+          <w:hyperlink w:anchor="_Toc214558146" w:history="1">
             <w:r>
               <w:rPr>
                 <w:rStyle w:val="Hipervnculo"/>
                 <w:noProof/>
+                <w:lang w:val="es-VE"/>
               </w:rPr>
               <w:t>Actor 6: Personal Administrativo</w:t>
             </w:r>
@@ -1470,7 +1479,7 @@
                 <w:noProof/>
                 <w:webHidden/>
               </w:rPr>
-              <w:instrText xml:space="preserve"> PAGEREF _Toc213793013 \h </w:instrText>
+              <w:instrText xml:space="preserve"> PAGEREF _Toc214558146 \h </w:instrText>
             </w:r>
             <w:r>
               <w:rPr>
@@ -1516,11 +1525,12 @@
               <w14:ligatures w14:val="standardContextual"/>
             </w:rPr>
           </w:pPr>
-          <w:hyperlink w:anchor="_Toc213793014" w:history="1">
+          <w:hyperlink w:anchor="_Toc214558147" w:history="1">
             <w:r>
               <w:rPr>
                 <w:rStyle w:val="Hipervnculo"/>
                 <w:noProof/>
+                <w:lang w:val="es-VE"/>
               </w:rPr>
               <w:t>Actor 7: Gerente de Proyecto</w:t>
             </w:r>
@@ -1543,7 +1553,7 @@
                 <w:noProof/>
                 <w:webHidden/>
               </w:rPr>
-              <w:instrText xml:space="preserve"> PAGEREF _Toc213793014 \h </w:instrText>
+              <w:instrText xml:space="preserve"> PAGEREF _Toc214558147 \h </w:instrText>
             </w:r>
             <w:r>
               <w:rPr>
@@ -1589,11 +1599,12 @@
               <w14:ligatures w14:val="standardContextual"/>
             </w:rPr>
           </w:pPr>
-          <w:hyperlink w:anchor="_Toc213793015" w:history="1">
+          <w:hyperlink w:anchor="_Toc214558148" w:history="1">
             <w:r>
               <w:rPr>
                 <w:rStyle w:val="Hipervnculo"/>
                 <w:noProof/>
+                <w:lang w:val="es-VE"/>
               </w:rPr>
               <w:t>Actor 8: Patrocinador Institucional</w:t>
             </w:r>
@@ -1616,7 +1627,7 @@
                 <w:noProof/>
                 <w:webHidden/>
               </w:rPr>
-              <w:instrText xml:space="preserve"> PAGEREF _Toc213793015 \h </w:instrText>
+              <w:instrText xml:space="preserve"> PAGEREF _Toc214558148 \h </w:instrText>
             </w:r>
             <w:r>
               <w:rPr>
@@ -1662,7 +1673,7 @@
               <w14:ligatures w14:val="standardContextual"/>
             </w:rPr>
           </w:pPr>
-          <w:hyperlink w:anchor="_Toc213793016" w:history="1">
+          <w:hyperlink w:anchor="_Toc214558149" w:history="1">
             <w:r>
               <w:rPr>
                 <w:rStyle w:val="Hipervnculo"/>
@@ -1689,7 +1700,7 @@
                 <w:noProof/>
                 <w:webHidden/>
               </w:rPr>
-              <w:instrText xml:space="preserve"> PAGEREF _Toc213793016 \h </w:instrText>
+              <w:instrText xml:space="preserve"> PAGEREF _Toc214558149 \h </w:instrText>
             </w:r>
             <w:r>
               <w:rPr>
@@ -1710,6 +1721,378 @@
                 <w:webHidden/>
               </w:rPr>
               <w:t>26</w:t>
+            </w:r>
+            <w:r>
+              <w:rPr>
+                <w:noProof/>
+                <w:webHidden/>
+              </w:rPr>
+              <w:fldChar w:fldCharType="end"/>
+            </w:r>
+          </w:hyperlink>
+        </w:p>
+        <w:p>
+          <w:pPr>
+            <w:pStyle w:val="TDC2"/>
+            <w:tabs>
+              <w:tab w:val="left" w:pos="720"/>
+              <w:tab w:val="right" w:leader="dot" w:pos="8828"/>
+            </w:tabs>
+            <w:rPr>
+              <w:rFonts w:asciiTheme="minorHAnsi" w:eastAsiaTheme="minorEastAsia" w:hAnsiTheme="minorHAnsi" w:cstheme="minorBidi"/>
+              <w:noProof/>
+              <w:kern w:val="2"/>
+              <w:szCs w:val="24"/>
+              <w:lang w:eastAsia="es-MX"/>
+              <w14:ligatures w14:val="standardContextual"/>
+            </w:rPr>
+          </w:pPr>
+          <w:hyperlink w:anchor="_Toc214558150" w:history="1">
+            <w:r>
+              <w:rPr>
+                <w:rStyle w:val="Hipervnculo"/>
+                <w:noProof/>
+                <w:lang w:eastAsia="es-VE"/>
+              </w:rPr>
+              <w:t>1.</w:t>
+            </w:r>
+            <w:r>
+              <w:rPr>
+                <w:rFonts w:asciiTheme="minorHAnsi" w:eastAsiaTheme="minorEastAsia" w:hAnsiTheme="minorHAnsi" w:cstheme="minorBidi"/>
+                <w:noProof/>
+                <w:kern w:val="2"/>
+                <w:szCs w:val="24"/>
+                <w:lang w:eastAsia="es-MX"/>
+                <w14:ligatures w14:val="standardContextual"/>
+              </w:rPr>
+              <w:tab/>
+            </w:r>
+            <w:r>
+              <w:rPr>
+                <w:rStyle w:val="Hipervnculo"/>
+                <w:noProof/>
+              </w:rPr>
+              <w:t>Creación de Guía Digital</w:t>
+            </w:r>
+            <w:r>
+              <w:rPr>
+                <w:noProof/>
+                <w:webHidden/>
+              </w:rPr>
+              <w:tab/>
+            </w:r>
+            <w:r>
+              <w:rPr>
+                <w:noProof/>
+                <w:webHidden/>
+              </w:rPr>
+              <w:fldChar w:fldCharType="begin"/>
+            </w:r>
+            <w:r>
+              <w:rPr>
+                <w:noProof/>
+                <w:webHidden/>
+              </w:rPr>
+              <w:instrText xml:space="preserve"> PAGEREF _Toc214558150 \h </w:instrText>
+            </w:r>
+            <w:r>
+              <w:rPr>
+                <w:noProof/>
+                <w:webHidden/>
+              </w:rPr>
+            </w:r>
+            <w:r>
+              <w:rPr>
+                <w:noProof/>
+                <w:webHidden/>
+              </w:rPr>
+              <w:fldChar w:fldCharType="separate"/>
+            </w:r>
+            <w:r>
+              <w:rPr>
+                <w:noProof/>
+                <w:webHidden/>
+              </w:rPr>
+              <w:t>26</w:t>
+            </w:r>
+            <w:r>
+              <w:rPr>
+                <w:noProof/>
+                <w:webHidden/>
+              </w:rPr>
+              <w:fldChar w:fldCharType="end"/>
+            </w:r>
+          </w:hyperlink>
+        </w:p>
+        <w:p>
+          <w:pPr>
+            <w:pStyle w:val="TDC2"/>
+            <w:tabs>
+              <w:tab w:val="left" w:pos="720"/>
+              <w:tab w:val="right" w:leader="dot" w:pos="8828"/>
+            </w:tabs>
+            <w:rPr>
+              <w:rFonts w:asciiTheme="minorHAnsi" w:eastAsiaTheme="minorEastAsia" w:hAnsiTheme="minorHAnsi" w:cstheme="minorBidi"/>
+              <w:noProof/>
+              <w:kern w:val="2"/>
+              <w:szCs w:val="24"/>
+              <w:lang w:eastAsia="es-MX"/>
+              <w14:ligatures w14:val="standardContextual"/>
+            </w:rPr>
+          </w:pPr>
+          <w:hyperlink w:anchor="_Toc214558151" w:history="1">
+            <w:r>
+              <w:rPr>
+                <w:rStyle w:val="Hipervnculo"/>
+                <w:noProof/>
+                <w:lang w:eastAsia="es-VE"/>
+              </w:rPr>
+              <w:t>2.</w:t>
+            </w:r>
+            <w:r>
+              <w:rPr>
+                <w:rFonts w:asciiTheme="minorHAnsi" w:eastAsiaTheme="minorEastAsia" w:hAnsiTheme="minorHAnsi" w:cstheme="minorBidi"/>
+                <w:noProof/>
+                <w:kern w:val="2"/>
+                <w:szCs w:val="24"/>
+                <w:lang w:eastAsia="es-MX"/>
+                <w14:ligatures w14:val="standardContextual"/>
+              </w:rPr>
+              <w:tab/>
+            </w:r>
+            <w:r>
+              <w:rPr>
+                <w:rStyle w:val="Hipervnculo"/>
+                <w:noProof/>
+              </w:rPr>
+              <w:t>Validación Académica de Contenidos</w:t>
+            </w:r>
+            <w:r>
+              <w:rPr>
+                <w:noProof/>
+                <w:webHidden/>
+              </w:rPr>
+              <w:tab/>
+            </w:r>
+            <w:r>
+              <w:rPr>
+                <w:noProof/>
+                <w:webHidden/>
+              </w:rPr>
+              <w:fldChar w:fldCharType="begin"/>
+            </w:r>
+            <w:r>
+              <w:rPr>
+                <w:noProof/>
+                <w:webHidden/>
+              </w:rPr>
+              <w:instrText xml:space="preserve"> PAGEREF _Toc214558151 \h </w:instrText>
+            </w:r>
+            <w:r>
+              <w:rPr>
+                <w:noProof/>
+                <w:webHidden/>
+              </w:rPr>
+            </w:r>
+            <w:r>
+              <w:rPr>
+                <w:noProof/>
+                <w:webHidden/>
+              </w:rPr>
+              <w:fldChar w:fldCharType="separate"/>
+            </w:r>
+            <w:r>
+              <w:rPr>
+                <w:noProof/>
+                <w:webHidden/>
+              </w:rPr>
+              <w:t>27</w:t>
+            </w:r>
+            <w:r>
+              <w:rPr>
+                <w:noProof/>
+                <w:webHidden/>
+              </w:rPr>
+              <w:fldChar w:fldCharType="end"/>
+            </w:r>
+          </w:hyperlink>
+        </w:p>
+        <w:p>
+          <w:pPr>
+            <w:pStyle w:val="TDC2"/>
+            <w:tabs>
+              <w:tab w:val="left" w:pos="720"/>
+              <w:tab w:val="right" w:leader="dot" w:pos="8828"/>
+            </w:tabs>
+            <w:rPr>
+              <w:rFonts w:asciiTheme="minorHAnsi" w:eastAsiaTheme="minorEastAsia" w:hAnsiTheme="minorHAnsi" w:cstheme="minorBidi"/>
+              <w:noProof/>
+              <w:kern w:val="2"/>
+              <w:szCs w:val="24"/>
+              <w:lang w:eastAsia="es-MX"/>
+              <w14:ligatures w14:val="standardContextual"/>
+            </w:rPr>
+          </w:pPr>
+          <w:hyperlink w:anchor="_Toc214558152" w:history="1">
+            <w:r>
+              <w:rPr>
+                <w:rStyle w:val="Hipervnculo"/>
+                <w:noProof/>
+                <w:lang w:eastAsia="es-VE"/>
+              </w:rPr>
+              <w:t>3.</w:t>
+            </w:r>
+            <w:r>
+              <w:rPr>
+                <w:rFonts w:asciiTheme="minorHAnsi" w:eastAsiaTheme="minorEastAsia" w:hAnsiTheme="minorHAnsi" w:cstheme="minorBidi"/>
+                <w:noProof/>
+                <w:kern w:val="2"/>
+                <w:szCs w:val="24"/>
+                <w:lang w:eastAsia="es-MX"/>
+                <w14:ligatures w14:val="standardContextual"/>
+              </w:rPr>
+              <w:tab/>
+            </w:r>
+            <w:r>
+              <w:rPr>
+                <w:rStyle w:val="Hipervnculo"/>
+                <w:noProof/>
+              </w:rPr>
+              <w:t>Generación de Códigos QR</w:t>
+            </w:r>
+            <w:r>
+              <w:rPr>
+                <w:noProof/>
+                <w:webHidden/>
+              </w:rPr>
+              <w:tab/>
+            </w:r>
+            <w:r>
+              <w:rPr>
+                <w:noProof/>
+                <w:webHidden/>
+              </w:rPr>
+              <w:fldChar w:fldCharType="begin"/>
+            </w:r>
+            <w:r>
+              <w:rPr>
+                <w:noProof/>
+                <w:webHidden/>
+              </w:rPr>
+              <w:instrText xml:space="preserve"> PAGEREF _Toc214558152 \h </w:instrText>
+            </w:r>
+            <w:r>
+              <w:rPr>
+                <w:noProof/>
+                <w:webHidden/>
+              </w:rPr>
+            </w:r>
+            <w:r>
+              <w:rPr>
+                <w:noProof/>
+                <w:webHidden/>
+              </w:rPr>
+              <w:fldChar w:fldCharType="separate"/>
+            </w:r>
+            <w:r>
+              <w:rPr>
+                <w:noProof/>
+                <w:webHidden/>
+              </w:rPr>
+              <w:t>28</w:t>
+            </w:r>
+            <w:r>
+              <w:rPr>
+                <w:noProof/>
+                <w:webHidden/>
+              </w:rPr>
+              <w:fldChar w:fldCharType="end"/>
+            </w:r>
+          </w:hyperlink>
+        </w:p>
+        <w:p>
+          <w:pPr>
+            <w:pStyle w:val="TDC2"/>
+            <w:tabs>
+              <w:tab w:val="left" w:pos="720"/>
+              <w:tab w:val="right" w:leader="dot" w:pos="8828"/>
+            </w:tabs>
+            <w:rPr>
+              <w:rFonts w:asciiTheme="minorHAnsi" w:eastAsiaTheme="minorEastAsia" w:hAnsiTheme="minorHAnsi" w:cstheme="minorBidi"/>
+              <w:noProof/>
+              <w:kern w:val="2"/>
+              <w:szCs w:val="24"/>
+              <w:lang w:eastAsia="es-MX"/>
+              <w14:ligatures w14:val="standardContextual"/>
+            </w:rPr>
+          </w:pPr>
+          <w:hyperlink w:anchor="_Toc214558153" w:history="1">
+            <w:r>
+              <w:rPr>
+                <w:rStyle w:val="Hipervnculo"/>
+                <w:noProof/>
+                <w:lang w:eastAsia="es-VE"/>
+              </w:rPr>
+              <w:t>4.</w:t>
+            </w:r>
+            <w:r>
+              <w:rPr>
+                <w:rFonts w:asciiTheme="minorHAnsi" w:eastAsiaTheme="minorEastAsia" w:hAnsiTheme="minorHAnsi" w:cstheme="minorBidi"/>
+                <w:noProof/>
+                <w:kern w:val="2"/>
+                <w:szCs w:val="24"/>
+                <w:lang w:eastAsia="es-MX"/>
+                <w14:ligatures w14:val="standardContextual"/>
+              </w:rPr>
+              <w:tab/>
+            </w:r>
+            <w:r>
+              <w:rPr>
+                <w:rStyle w:val="Hipervnculo"/>
+                <w:noProof/>
+              </w:rPr>
+              <w:t>Producción de Video Tutorial</w:t>
+            </w:r>
+            <w:r>
+              <w:rPr>
+                <w:noProof/>
+                <w:webHidden/>
+              </w:rPr>
+              <w:tab/>
+            </w:r>
+            <w:r>
+              <w:rPr>
+                <w:noProof/>
+                <w:webHidden/>
+              </w:rPr>
+              <w:fldChar w:fldCharType="begin"/>
+            </w:r>
+            <w:r>
+              <w:rPr>
+                <w:noProof/>
+                <w:webHidden/>
+              </w:rPr>
+              <w:instrText xml:space="preserve"> PAGEREF _Toc214558153 \h </w:instrText>
+            </w:r>
+            <w:r>
+              <w:rPr>
+                <w:noProof/>
+                <w:webHidden/>
+              </w:rPr>
+            </w:r>
+            <w:r>
+              <w:rPr>
+                <w:noProof/>
+                <w:webHidden/>
+              </w:rPr>
+              <w:fldChar w:fldCharType="separate"/>
+            </w:r>
+            <w:r>
+              <w:rPr>
+                <w:noProof/>
+                <w:webHidden/>
+              </w:rPr>
+              <w:t>29</w:t>
             </w:r>
             <w:r>
               <w:rPr>
@@ -1735,13 +2118,13 @@
               <w14:ligatures w14:val="standardContextual"/>
             </w:rPr>
           </w:pPr>
-          <w:hyperlink w:anchor="_Toc213793017" w:history="1">
+          <w:hyperlink w:anchor="_Toc214558154" w:history="1">
             <w:r>
               <w:rPr>
                 <w:rStyle w:val="Hipervnculo"/>
                 <w:noProof/>
               </w:rPr>
-              <w:t>Creación de Guía Digital</w:t>
+              <w:t>5. Publicación de Materiales Institucionales</w:t>
             </w:r>
             <w:r>
               <w:rPr>
@@ -1762,7 +2145,7 @@
                 <w:noProof/>
                 <w:webHidden/>
               </w:rPr>
-              <w:instrText xml:space="preserve"> PAGEREF _Toc213793017 \h </w:instrText>
+              <w:instrText xml:space="preserve"> PAGEREF _Toc214558154 \h </w:instrText>
             </w:r>
             <w:r>
               <w:rPr>
@@ -1782,7 +2165,7 @@
                 <w:noProof/>
                 <w:webHidden/>
               </w:rPr>
-              <w:t>26</w:t>
+              <w:t>29</w:t>
             </w:r>
             <w:r>
               <w:rPr>
@@ -1808,13 +2191,13 @@
               <w14:ligatures w14:val="standardContextual"/>
             </w:rPr>
           </w:pPr>
-          <w:hyperlink w:anchor="_Toc213793018" w:history="1">
+          <w:hyperlink w:anchor="_Toc214558155" w:history="1">
             <w:r>
               <w:rPr>
                 <w:rStyle w:val="Hipervnculo"/>
                 <w:noProof/>
               </w:rPr>
-              <w:t>Validación Académica de Contenidos</w:t>
+              <w:t>6. Distribución Física de QR</w:t>
             </w:r>
             <w:r>
               <w:rPr>
@@ -1835,7 +2218,7 @@
                 <w:noProof/>
                 <w:webHidden/>
               </w:rPr>
-              <w:instrText xml:space="preserve"> PAGEREF _Toc213793018 \h </w:instrText>
+              <w:instrText xml:space="preserve"> PAGEREF _Toc214558155 \h </w:instrText>
             </w:r>
             <w:r>
               <w:rPr>
@@ -1855,7 +2238,7 @@
                 <w:noProof/>
                 <w:webHidden/>
               </w:rPr>
-              <w:t>27</w:t>
+              <w:t>30</w:t>
             </w:r>
             <w:r>
               <w:rPr>
@@ -1881,13 +2264,13 @@
               <w14:ligatures w14:val="standardContextual"/>
             </w:rPr>
           </w:pPr>
-          <w:hyperlink w:anchor="_Toc213793019" w:history="1">
+          <w:hyperlink w:anchor="_Toc214558156" w:history="1">
             <w:r>
               <w:rPr>
                 <w:rStyle w:val="Hipervnculo"/>
                 <w:noProof/>
               </w:rPr>
-              <w:t>Generación de Códigos QR</w:t>
+              <w:t>7. Acceso a Materiales por Parte del Estudiante</w:t>
             </w:r>
             <w:r>
               <w:rPr>
@@ -1908,7 +2291,7 @@
                 <w:noProof/>
                 <w:webHidden/>
               </w:rPr>
-              <w:instrText xml:space="preserve"> PAGEREF _Toc213793019 \h </w:instrText>
+              <w:instrText xml:space="preserve"> PAGEREF _Toc214558156 \h </w:instrText>
             </w:r>
             <w:r>
               <w:rPr>
@@ -1928,7 +2311,7 @@
                 <w:noProof/>
                 <w:webHidden/>
               </w:rPr>
-              <w:t>28</w:t>
+              <w:t>30</w:t>
             </w:r>
             <w:r>
               <w:rPr>
@@ -1954,13 +2337,13 @@
               <w14:ligatures w14:val="standardContextual"/>
             </w:rPr>
           </w:pPr>
-          <w:hyperlink w:anchor="_Toc213793020" w:history="1">
+          <w:hyperlink w:anchor="_Toc214558157" w:history="1">
             <w:r>
               <w:rPr>
                 <w:rStyle w:val="Hipervnculo"/>
                 <w:noProof/>
               </w:rPr>
-              <w:t>Producción de Video Tutorial</w:t>
+              <w:t>8. Evaluación de Comprensión del Usuario</w:t>
             </w:r>
             <w:r>
               <w:rPr>
@@ -1981,7 +2364,7 @@
                 <w:noProof/>
                 <w:webHidden/>
               </w:rPr>
-              <w:instrText xml:space="preserve"> PAGEREF _Toc213793020 \h </w:instrText>
+              <w:instrText xml:space="preserve"> PAGEREF _Toc214558157 \h </w:instrText>
             </w:r>
             <w:r>
               <w:rPr>
@@ -2001,7 +2384,7 @@
                 <w:noProof/>
                 <w:webHidden/>
               </w:rPr>
-              <w:t>29</w:t>
+              <w:t>31</w:t>
             </w:r>
             <w:r>
               <w:rPr>
@@ -2027,13 +2410,13 @@
               <w14:ligatures w14:val="standardContextual"/>
             </w:rPr>
           </w:pPr>
-          <w:hyperlink w:anchor="_Toc213793021" w:history="1">
+          <w:hyperlink w:anchor="_Toc214558158" w:history="1">
             <w:r>
               <w:rPr>
                 <w:rStyle w:val="Hipervnculo"/>
                 <w:noProof/>
               </w:rPr>
-              <w:t>Creación de Guía Digital</w:t>
+              <w:t>9. Revisión Periódica de Materiales</w:t>
             </w:r>
             <w:r>
               <w:rPr>
@@ -2054,7 +2437,7 @@
                 <w:noProof/>
                 <w:webHidden/>
               </w:rPr>
-              <w:instrText xml:space="preserve"> PAGEREF _Toc213793021 \h </w:instrText>
+              <w:instrText xml:space="preserve"> PAGEREF _Toc214558158 \h </w:instrText>
             </w:r>
             <w:r>
               <w:rPr>
@@ -2074,7 +2457,7 @@
                 <w:noProof/>
                 <w:webHidden/>
               </w:rPr>
-              <w:t>29</w:t>
+              <w:t>32</w:t>
             </w:r>
             <w:r>
               <w:rPr>
@@ -2100,13 +2483,13 @@
               <w14:ligatures w14:val="standardContextual"/>
             </w:rPr>
           </w:pPr>
-          <w:hyperlink w:anchor="_Toc213793022" w:history="1">
+          <w:hyperlink w:anchor="_Toc214558159" w:history="1">
             <w:r>
               <w:rPr>
                 <w:rStyle w:val="Hipervnculo"/>
                 <w:noProof/>
               </w:rPr>
-              <w:t>Creación de Guía Digital</w:t>
+              <w:t>10. Exportación y Respaldo de Materiales</w:t>
             </w:r>
             <w:r>
               <w:rPr>
@@ -2127,7 +2510,7 @@
                 <w:noProof/>
                 <w:webHidden/>
               </w:rPr>
-              <w:instrText xml:space="preserve"> PAGEREF _Toc213793022 \h </w:instrText>
+              <w:instrText xml:space="preserve"> PAGEREF _Toc214558159 \h </w:instrText>
             </w:r>
             <w:r>
               <w:rPr>
@@ -2144,13 +2527,10 @@
             </w:r>
             <w:r>
               <w:rPr>
-                <w:b/>
-                <w:bCs/>
                 <w:noProof/>
                 <w:webHidden/>
-                <w:lang w:val="es-ES"/>
-              </w:rPr>
-              <w:t>¡Error! Marcador no definido.</w:t>
+              </w:rPr>
+              <w:t>32</w:t>
             </w:r>
             <w:r>
               <w:rPr>
@@ -2176,13 +2556,13 @@
               <w14:ligatures w14:val="standardContextual"/>
             </w:rPr>
           </w:pPr>
-          <w:hyperlink w:anchor="_Toc213793023" w:history="1">
+          <w:hyperlink w:anchor="_Toc214558160" w:history="1">
             <w:r>
               <w:rPr>
                 <w:rStyle w:val="Hipervnculo"/>
                 <w:noProof/>
               </w:rPr>
-              <w:t>Creación de Guía Digital</w:t>
+              <w:t>11. Generación de Informe Final</w:t>
             </w:r>
             <w:r>
               <w:rPr>
@@ -2203,7 +2583,7 @@
                 <w:noProof/>
                 <w:webHidden/>
               </w:rPr>
-              <w:instrText xml:space="preserve"> PAGEREF _Toc213793023 \h </w:instrText>
+              <w:instrText xml:space="preserve"> PAGEREF _Toc214558160 \h </w:instrText>
             </w:r>
             <w:r>
               <w:rPr>
@@ -2223,7 +2603,7 @@
                 <w:noProof/>
                 <w:webHidden/>
               </w:rPr>
-              <w:t>30</w:t>
+              <w:t>33</w:t>
             </w:r>
             <w:r>
               <w:rPr>
@@ -2249,13 +2629,13 @@
               <w14:ligatures w14:val="standardContextual"/>
             </w:rPr>
           </w:pPr>
-          <w:hyperlink w:anchor="_Toc213793024" w:history="1">
+          <w:hyperlink w:anchor="_Toc214558161" w:history="1">
             <w:r>
               <w:rPr>
                 <w:rStyle w:val="Hipervnculo"/>
                 <w:noProof/>
               </w:rPr>
-              <w:t>Creación de Guía Digital</w:t>
+              <w:t>12. Aprobación Institucional Final</w:t>
             </w:r>
             <w:r>
               <w:rPr>
@@ -2276,299 +2656,7 @@
                 <w:noProof/>
                 <w:webHidden/>
               </w:rPr>
-              <w:instrText xml:space="preserve"> PAGEREF _Toc213793024 \h </w:instrText>
-            </w:r>
-            <w:r>
-              <w:rPr>
-                <w:noProof/>
-                <w:webHidden/>
-              </w:rPr>
-            </w:r>
-            <w:r>
-              <w:rPr>
-                <w:noProof/>
-                <w:webHidden/>
-              </w:rPr>
-              <w:fldChar w:fldCharType="separate"/>
-            </w:r>
-            <w:r>
-              <w:rPr>
-                <w:noProof/>
-                <w:webHidden/>
-              </w:rPr>
-              <w:t>31</w:t>
-            </w:r>
-            <w:r>
-              <w:rPr>
-                <w:noProof/>
-                <w:webHidden/>
-              </w:rPr>
-              <w:fldChar w:fldCharType="end"/>
-            </w:r>
-          </w:hyperlink>
-        </w:p>
-        <w:p>
-          <w:pPr>
-            <w:pStyle w:val="TDC2"/>
-            <w:tabs>
-              <w:tab w:val="right" w:leader="dot" w:pos="8828"/>
-            </w:tabs>
-            <w:rPr>
-              <w:rFonts w:asciiTheme="minorHAnsi" w:eastAsiaTheme="minorEastAsia" w:hAnsiTheme="minorHAnsi" w:cstheme="minorBidi"/>
-              <w:noProof/>
-              <w:kern w:val="2"/>
-              <w:szCs w:val="24"/>
-              <w:lang w:eastAsia="es-MX"/>
-              <w14:ligatures w14:val="standardContextual"/>
-            </w:rPr>
-          </w:pPr>
-          <w:hyperlink w:anchor="_Toc213793025" w:history="1">
-            <w:r>
-              <w:rPr>
-                <w:rStyle w:val="Hipervnculo"/>
-                <w:noProof/>
-              </w:rPr>
-              <w:t>Creación de Guía Digital</w:t>
-            </w:r>
-            <w:r>
-              <w:rPr>
-                <w:noProof/>
-                <w:webHidden/>
-              </w:rPr>
-              <w:tab/>
-            </w:r>
-            <w:r>
-              <w:rPr>
-                <w:noProof/>
-                <w:webHidden/>
-              </w:rPr>
-              <w:fldChar w:fldCharType="begin"/>
-            </w:r>
-            <w:r>
-              <w:rPr>
-                <w:noProof/>
-                <w:webHidden/>
-              </w:rPr>
-              <w:instrText xml:space="preserve"> PAGEREF _Toc213793025 \h </w:instrText>
-            </w:r>
-            <w:r>
-              <w:rPr>
-                <w:noProof/>
-                <w:webHidden/>
-              </w:rPr>
-            </w:r>
-            <w:r>
-              <w:rPr>
-                <w:noProof/>
-                <w:webHidden/>
-              </w:rPr>
-              <w:fldChar w:fldCharType="separate"/>
-            </w:r>
-            <w:r>
-              <w:rPr>
-                <w:noProof/>
-                <w:webHidden/>
-              </w:rPr>
-              <w:t>31</w:t>
-            </w:r>
-            <w:r>
-              <w:rPr>
-                <w:noProof/>
-                <w:webHidden/>
-              </w:rPr>
-              <w:fldChar w:fldCharType="end"/>
-            </w:r>
-          </w:hyperlink>
-        </w:p>
-        <w:p>
-          <w:pPr>
-            <w:pStyle w:val="TDC2"/>
-            <w:tabs>
-              <w:tab w:val="right" w:leader="dot" w:pos="8828"/>
-            </w:tabs>
-            <w:rPr>
-              <w:rFonts w:asciiTheme="minorHAnsi" w:eastAsiaTheme="minorEastAsia" w:hAnsiTheme="minorHAnsi" w:cstheme="minorBidi"/>
-              <w:noProof/>
-              <w:kern w:val="2"/>
-              <w:szCs w:val="24"/>
-              <w:lang w:eastAsia="es-MX"/>
-              <w14:ligatures w14:val="standardContextual"/>
-            </w:rPr>
-          </w:pPr>
-          <w:hyperlink w:anchor="_Toc213793026" w:history="1">
-            <w:r>
-              <w:rPr>
-                <w:rStyle w:val="Hipervnculo"/>
-                <w:noProof/>
-              </w:rPr>
-              <w:t>Creación de Guía Digital</w:t>
-            </w:r>
-            <w:r>
-              <w:rPr>
-                <w:noProof/>
-                <w:webHidden/>
-              </w:rPr>
-              <w:tab/>
-            </w:r>
-            <w:r>
-              <w:rPr>
-                <w:noProof/>
-                <w:webHidden/>
-              </w:rPr>
-              <w:fldChar w:fldCharType="begin"/>
-            </w:r>
-            <w:r>
-              <w:rPr>
-                <w:noProof/>
-                <w:webHidden/>
-              </w:rPr>
-              <w:instrText xml:space="preserve"> PAGEREF _Toc213793026 \h </w:instrText>
-            </w:r>
-            <w:r>
-              <w:rPr>
-                <w:noProof/>
-                <w:webHidden/>
-              </w:rPr>
-            </w:r>
-            <w:r>
-              <w:rPr>
-                <w:noProof/>
-                <w:webHidden/>
-              </w:rPr>
-              <w:fldChar w:fldCharType="separate"/>
-            </w:r>
-            <w:r>
-              <w:rPr>
-                <w:noProof/>
-                <w:webHidden/>
-              </w:rPr>
-              <w:t>32</w:t>
-            </w:r>
-            <w:r>
-              <w:rPr>
-                <w:noProof/>
-                <w:webHidden/>
-              </w:rPr>
-              <w:fldChar w:fldCharType="end"/>
-            </w:r>
-          </w:hyperlink>
-        </w:p>
-        <w:p>
-          <w:pPr>
-            <w:pStyle w:val="TDC2"/>
-            <w:tabs>
-              <w:tab w:val="right" w:leader="dot" w:pos="8828"/>
-            </w:tabs>
-            <w:rPr>
-              <w:rFonts w:asciiTheme="minorHAnsi" w:eastAsiaTheme="minorEastAsia" w:hAnsiTheme="minorHAnsi" w:cstheme="minorBidi"/>
-              <w:noProof/>
-              <w:kern w:val="2"/>
-              <w:szCs w:val="24"/>
-              <w:lang w:eastAsia="es-MX"/>
-              <w14:ligatures w14:val="standardContextual"/>
-            </w:rPr>
-          </w:pPr>
-          <w:hyperlink w:anchor="_Toc213793027" w:history="1">
-            <w:r>
-              <w:rPr>
-                <w:rStyle w:val="Hipervnculo"/>
-                <w:noProof/>
-              </w:rPr>
-              <w:t>Creación de Guía Digital</w:t>
-            </w:r>
-            <w:r>
-              <w:rPr>
-                <w:noProof/>
-                <w:webHidden/>
-              </w:rPr>
-              <w:tab/>
-            </w:r>
-            <w:r>
-              <w:rPr>
-                <w:noProof/>
-                <w:webHidden/>
-              </w:rPr>
-              <w:fldChar w:fldCharType="begin"/>
-            </w:r>
-            <w:r>
-              <w:rPr>
-                <w:noProof/>
-                <w:webHidden/>
-              </w:rPr>
-              <w:instrText xml:space="preserve"> PAGEREF _Toc213793027 \h </w:instrText>
-            </w:r>
-            <w:r>
-              <w:rPr>
-                <w:noProof/>
-                <w:webHidden/>
-              </w:rPr>
-            </w:r>
-            <w:r>
-              <w:rPr>
-                <w:noProof/>
-                <w:webHidden/>
-              </w:rPr>
-              <w:fldChar w:fldCharType="separate"/>
-            </w:r>
-            <w:r>
-              <w:rPr>
-                <w:noProof/>
-                <w:webHidden/>
-              </w:rPr>
-              <w:t>33</w:t>
-            </w:r>
-            <w:r>
-              <w:rPr>
-                <w:noProof/>
-                <w:webHidden/>
-              </w:rPr>
-              <w:fldChar w:fldCharType="end"/>
-            </w:r>
-          </w:hyperlink>
-        </w:p>
-        <w:p>
-          <w:pPr>
-            <w:pStyle w:val="TDC2"/>
-            <w:tabs>
-              <w:tab w:val="right" w:leader="dot" w:pos="8828"/>
-            </w:tabs>
-            <w:rPr>
-              <w:rFonts w:asciiTheme="minorHAnsi" w:eastAsiaTheme="minorEastAsia" w:hAnsiTheme="minorHAnsi" w:cstheme="minorBidi"/>
-              <w:noProof/>
-              <w:kern w:val="2"/>
-              <w:szCs w:val="24"/>
-              <w:lang w:eastAsia="es-MX"/>
-              <w14:ligatures w14:val="standardContextual"/>
-            </w:rPr>
-          </w:pPr>
-          <w:hyperlink w:anchor="_Toc213793028" w:history="1">
-            <w:r>
-              <w:rPr>
-                <w:rStyle w:val="Hipervnculo"/>
-                <w:noProof/>
-              </w:rPr>
-              <w:t>Creación de Guía Digital</w:t>
-            </w:r>
-            <w:r>
-              <w:rPr>
-                <w:noProof/>
-                <w:webHidden/>
-              </w:rPr>
-              <w:tab/>
-            </w:r>
-            <w:r>
-              <w:rPr>
-                <w:noProof/>
-                <w:webHidden/>
-              </w:rPr>
-              <w:fldChar w:fldCharType="begin"/>
-            </w:r>
-            <w:r>
-              <w:rPr>
-                <w:noProof/>
-                <w:webHidden/>
-              </w:rPr>
-              <w:instrText xml:space="preserve"> PAGEREF _Toc213793028 \h </w:instrText>
+              <w:instrText xml:space="preserve"> PAGEREF _Toc214558161 \h </w:instrText>
             </w:r>
             <w:r>
               <w:rPr>
@@ -2780,11 +2868,12 @@
         </w:rPr>
       </w:pPr>
       <w:bookmarkStart w:id="0" w:name="_Toc393210573"/>
-      <w:bookmarkStart w:id="1" w:name="_Toc213793002"/>
+      <w:bookmarkStart w:id="1" w:name="_Toc214558135"/>
       <w:r>
         <w:rPr>
           <w:lang w:val="es-VE"/>
         </w:rPr>
+        <w:lastRenderedPageBreak/>
         <w:t>Historial de Versiones</w:t>
       </w:r>
       <w:bookmarkEnd w:id="0"/>
@@ -3434,7 +3523,7 @@
         <w:jc w:val="both"/>
       </w:pPr>
       <w:bookmarkStart w:id="2" w:name="_Toc393210574"/>
-      <w:bookmarkStart w:id="3" w:name="_Toc213793003"/>
+      <w:bookmarkStart w:id="3" w:name="_Toc214558136"/>
       <w:r>
         <w:t>I</w:t>
       </w:r>
@@ -3927,7 +4016,7 @@
         </w:rPr>
       </w:pPr>
       <w:bookmarkStart w:id="4" w:name="_Toc393210575"/>
-      <w:bookmarkStart w:id="5" w:name="_Toc213793004"/>
+      <w:bookmarkStart w:id="5" w:name="_Toc214558137"/>
       <w:r>
         <w:rPr>
           <w:lang w:val="es-VE"/>
@@ -4692,31 +4781,7 @@
                 <w:szCs w:val="20"/>
                 <w:lang w:eastAsia="es-VE"/>
               </w:rPr>
-              <w:t xml:space="preserve">María Candelaria Mónica </w:t>
-            </w:r>
-            <w:proofErr w:type="spellStart"/>
-            <w:r>
-              <w:rPr>
-                <w:rFonts w:eastAsia="Times New Roman" w:cs="Arial"/>
-                <w:b/>
-                <w:color w:val="000000"/>
-                <w:sz w:val="20"/>
-                <w:szCs w:val="20"/>
-                <w:lang w:eastAsia="es-VE"/>
-              </w:rPr>
-              <w:t>Niembro</w:t>
-            </w:r>
-            <w:proofErr w:type="spellEnd"/>
-            <w:r>
-              <w:rPr>
-                <w:rFonts w:eastAsia="Times New Roman" w:cs="Arial"/>
-                <w:b/>
-                <w:color w:val="000000"/>
-                <w:sz w:val="20"/>
-                <w:szCs w:val="20"/>
-                <w:lang w:eastAsia="es-VE"/>
-              </w:rPr>
-              <w:t xml:space="preserve"> Gaona</w:t>
+              <w:t>María Candelaria Mónica Niembro Gaona</w:t>
             </w:r>
           </w:p>
         </w:tc>
@@ -4913,8 +4978,9 @@
         </w:rPr>
       </w:pPr>
       <w:bookmarkStart w:id="6" w:name="_Toc393210576"/>
-      <w:bookmarkStart w:id="7" w:name="_Toc213793005"/>
+      <w:bookmarkStart w:id="7" w:name="_Toc214558138"/>
       <w:r>
+        <w:lastRenderedPageBreak/>
         <w:t>Resumen Ejecutivo</w:t>
       </w:r>
       <w:bookmarkEnd w:id="6"/>
@@ -5382,11 +5448,12 @@
         </w:rPr>
       </w:pPr>
       <w:bookmarkStart w:id="8" w:name="_Toc393210577"/>
-      <w:bookmarkStart w:id="9" w:name="_Toc213793006"/>
+      <w:bookmarkStart w:id="9" w:name="_Toc214558139"/>
       <w:r>
         <w:rPr>
           <w:lang w:val="es-VE"/>
         </w:rPr>
+        <w:lastRenderedPageBreak/>
         <w:t>Diagrama de Casos de Uso</w:t>
       </w:r>
       <w:bookmarkEnd w:id="8"/>
@@ -5902,6 +5969,7 @@
           <w:szCs w:val="24"/>
           <w:lang w:eastAsia="es-VE"/>
         </w:rPr>
+        <w:lastRenderedPageBreak/>
         <w:t>CU-002: Validar Guía Institucional</w:t>
       </w:r>
     </w:p>
@@ -6349,6 +6417,7 @@
           <w:szCs w:val="24"/>
           <w:lang w:eastAsia="es-VE"/>
         </w:rPr>
+        <w:lastRenderedPageBreak/>
         <w:t>CU-003: Publicar Guía en Plataforma Institucional</w:t>
       </w:r>
     </w:p>
@@ -6748,6 +6817,7 @@
           <w:szCs w:val="24"/>
           <w:lang w:eastAsia="es-VE"/>
         </w:rPr>
+        <w:lastRenderedPageBreak/>
         <w:t>Módulo 2: Gestión de Videos Tutoriales</w:t>
       </w:r>
     </w:p>
@@ -7200,20 +7270,9 @@
           <w:szCs w:val="24"/>
           <w:lang w:eastAsia="es-VE"/>
         </w:rPr>
-        <w:t xml:space="preserve">CU-005: Validar Guion o </w:t>
+        <w:lastRenderedPageBreak/>
+        <w:t>CU-005: Validar Guion o Storyboard</w:t>
       </w:r>
-      <w:proofErr w:type="spellStart"/>
-      <w:r>
-        <w:rPr>
-          <w:rFonts w:eastAsia="Times New Roman" w:cs="Arial"/>
-          <w:b/>
-          <w:bCs/>
-          <w:szCs w:val="24"/>
-          <w:lang w:eastAsia="es-VE"/>
-        </w:rPr>
-        <w:t>Storyboard</w:t>
-      </w:r>
-      <w:proofErr w:type="spellEnd"/>
     </w:p>
     <w:p>
       <w:pPr>
@@ -7651,6 +7710,7 @@
           <w:szCs w:val="24"/>
           <w:lang w:eastAsia="es-VE"/>
         </w:rPr>
+        <w:lastRenderedPageBreak/>
         <w:t>CU-006: Exportar Video Final</w:t>
       </w:r>
     </w:p>
@@ -8085,6 +8145,7 @@
           <w:szCs w:val="24"/>
           <w:lang w:eastAsia="es-VE"/>
         </w:rPr>
+        <w:lastRenderedPageBreak/>
         <w:t>Módulo 3: Distribución de Contenidos</w:t>
       </w:r>
     </w:p>
@@ -8562,6 +8623,7 @@
           <w:szCs w:val="24"/>
           <w:lang w:eastAsia="es-VE"/>
         </w:rPr>
+        <w:lastRenderedPageBreak/>
         <w:t>CU-008: Colocar QR en Aulas y Oficinas</w:t>
       </w:r>
     </w:p>
@@ -9000,6 +9062,7 @@
           <w:szCs w:val="24"/>
           <w:lang w:eastAsia="es-VE"/>
         </w:rPr>
+        <w:lastRenderedPageBreak/>
         <w:t>CU-009: Acceder a Material mediante QR</w:t>
       </w:r>
     </w:p>
@@ -9413,6 +9476,7 @@
           <w:szCs w:val="24"/>
           <w:lang w:eastAsia="es-VE"/>
         </w:rPr>
+        <w:lastRenderedPageBreak/>
         <w:t>Módulo 4: Evaluación y Mejora Continua</w:t>
       </w:r>
     </w:p>
@@ -9837,6 +9901,7 @@
           <w:szCs w:val="24"/>
           <w:lang w:eastAsia="es-VE"/>
         </w:rPr>
+        <w:lastRenderedPageBreak/>
         <w:t>CU-011: Revisar y Actualizar Materiales</w:t>
       </w:r>
     </w:p>
@@ -10771,11 +10836,12 @@
         </w:rPr>
       </w:pPr>
       <w:bookmarkStart w:id="10" w:name="_Toc393210578"/>
-      <w:bookmarkStart w:id="11" w:name="_Toc213793007"/>
+      <w:bookmarkStart w:id="11" w:name="_Toc214558140"/>
       <w:r>
         <w:rPr>
           <w:lang w:val="es-VE"/>
         </w:rPr>
+        <w:lastRenderedPageBreak/>
         <w:t>Descripción de Actores</w:t>
       </w:r>
       <w:bookmarkEnd w:id="10"/>
@@ -10789,7 +10855,7 @@
           <w:lang w:val="es-VE"/>
         </w:rPr>
       </w:pPr>
-      <w:bookmarkStart w:id="12" w:name="_Toc213793008"/>
+      <w:bookmarkStart w:id="12" w:name="_Toc214558141"/>
       <w:r>
         <w:rPr>
           <w:lang w:val="es-VE"/>
@@ -11993,11 +12059,12 @@
           <w:lang w:val="es-VE"/>
         </w:rPr>
       </w:pPr>
-      <w:bookmarkStart w:id="13" w:name="_Toc213793009"/>
+      <w:bookmarkStart w:id="13" w:name="_Toc214558142"/>
       <w:r>
         <w:rPr>
           <w:lang w:val="es-VE"/>
         </w:rPr>
+        <w:lastRenderedPageBreak/>
         <w:t xml:space="preserve">Actor </w:t>
       </w:r>
       <w:r>
@@ -12854,7 +12921,7 @@
                 <w:rFonts w:eastAsia="Times New Roman"/>
                 <w:color w:val="000000"/>
                 <w:szCs w:val="36"/>
-                <w:lang w:eastAsia="x-none"/>
+                <w:lang w:val="en-US" w:eastAsia="x-none"/>
               </w:rPr>
               <w:t>utilizado</w:t>
             </w:r>
@@ -13385,11 +13452,12 @@
           <w:lang w:val="es-VE"/>
         </w:rPr>
       </w:pPr>
-      <w:bookmarkStart w:id="14" w:name="_Toc213793010"/>
+      <w:bookmarkStart w:id="14" w:name="_Toc214558143"/>
       <w:r>
         <w:rPr>
           <w:lang w:val="es-VE"/>
         </w:rPr>
+        <w:lastRenderedPageBreak/>
         <w:t xml:space="preserve">Actor </w:t>
       </w:r>
       <w:r>
@@ -14629,11 +14697,12 @@
           <w:lang w:val="es-VE"/>
         </w:rPr>
       </w:pPr>
-      <w:bookmarkStart w:id="15" w:name="_Toc213793011"/>
+      <w:bookmarkStart w:id="15" w:name="_Toc214558144"/>
       <w:r>
         <w:rPr>
           <w:lang w:val="es-VE"/>
         </w:rPr>
+        <w:lastRenderedPageBreak/>
         <w:t xml:space="preserve">Actor </w:t>
       </w:r>
       <w:r>
@@ -14988,25 +15057,7 @@
                 <w:szCs w:val="24"/>
                 <w:lang w:eastAsia="es-VE"/>
               </w:rPr>
-              <w:t>Colabora con el diseñador (guion/</w:t>
-            </w:r>
-            <w:proofErr w:type="spellStart"/>
-            <w:r>
-              <w:rPr>
-                <w:rFonts w:eastAsia="Times New Roman" w:cs="Arial"/>
-                <w:szCs w:val="24"/>
-                <w:lang w:eastAsia="es-VE"/>
-              </w:rPr>
-              <w:t>storyboard</w:t>
-            </w:r>
-            <w:proofErr w:type="spellEnd"/>
-            <w:r>
-              <w:rPr>
-                <w:rFonts w:eastAsia="Times New Roman" w:cs="Arial"/>
-                <w:szCs w:val="24"/>
-                <w:lang w:eastAsia="es-VE"/>
-              </w:rPr>
-              <w:t>) y el encargado de difusión (publicación).</w:t>
+              <w:t>Colabora con el diseñador (guion/storyboard) y el encargado de difusión (publicación).</w:t>
             </w:r>
           </w:p>
         </w:tc>
@@ -15902,11 +15953,12 @@
           <w:lang w:val="es-VE"/>
         </w:rPr>
       </w:pPr>
-      <w:bookmarkStart w:id="16" w:name="_Toc213793012"/>
+      <w:bookmarkStart w:id="16" w:name="_Toc214558145"/>
       <w:r>
         <w:rPr>
           <w:lang w:val="es-VE"/>
         </w:rPr>
+        <w:lastRenderedPageBreak/>
         <w:t xml:space="preserve">Actor </w:t>
       </w:r>
       <w:r>
@@ -17180,11 +17232,12 @@
           <w:lang w:val="es-VE"/>
         </w:rPr>
       </w:pPr>
-      <w:bookmarkStart w:id="17" w:name="_Toc213793013"/>
+      <w:bookmarkStart w:id="17" w:name="_Toc214558146"/>
       <w:r>
         <w:rPr>
           <w:lang w:val="es-VE"/>
         </w:rPr>
+        <w:lastRenderedPageBreak/>
         <w:t xml:space="preserve">Actor </w:t>
       </w:r>
       <w:r>
@@ -18448,11 +18501,12 @@
           <w:lang w:val="es-VE"/>
         </w:rPr>
       </w:pPr>
-      <w:bookmarkStart w:id="18" w:name="_Toc213793014"/>
+      <w:bookmarkStart w:id="18" w:name="_Toc214558147"/>
       <w:r>
         <w:rPr>
           <w:lang w:val="es-VE"/>
         </w:rPr>
+        <w:lastRenderedPageBreak/>
         <w:t xml:space="preserve">Actor </w:t>
       </w:r>
       <w:r>
@@ -19726,11 +19780,12 @@
           <w:lang w:val="es-VE"/>
         </w:rPr>
       </w:pPr>
-      <w:bookmarkStart w:id="19" w:name="_Toc213793015"/>
+      <w:bookmarkStart w:id="19" w:name="_Toc214558148"/>
       <w:r>
         <w:rPr>
           <w:lang w:val="es-VE"/>
         </w:rPr>
+        <w:lastRenderedPageBreak/>
         <w:t xml:space="preserve">Actor </w:t>
       </w:r>
       <w:r>
@@ -20976,11 +21031,12 @@
         </w:rPr>
       </w:pPr>
       <w:bookmarkStart w:id="20" w:name="_Toc393210580"/>
-      <w:bookmarkStart w:id="21" w:name="_Toc213793016"/>
+      <w:bookmarkStart w:id="21" w:name="_Toc214558149"/>
       <w:r>
         <w:rPr>
           <w:lang w:val="es-MX"/>
         </w:rPr>
+        <w:lastRenderedPageBreak/>
         <w:t>Especificación de Casos de Uso</w:t>
       </w:r>
       <w:bookmarkEnd w:id="20"/>
@@ -21003,7 +21059,7 @@
         </w:rPr>
       </w:pPr>
       <w:bookmarkStart w:id="22" w:name="_Toc393210581"/>
-      <w:bookmarkStart w:id="23" w:name="_Toc213793017"/>
+      <w:bookmarkStart w:id="23" w:name="_Toc214558150"/>
       <w:r>
         <w:rPr>
           <w:lang w:val="es-MX"/>
@@ -21368,7 +21424,6 @@
                 <w:lang w:eastAsia="es-VE"/>
               </w:rPr>
             </w:pPr>
-            <w:proofErr w:type="spellStart"/>
             <w:r>
               <w:rPr>
                 <w:rFonts w:eastAsia="Times New Roman" w:cs="Arial"/>
@@ -21377,7 +21432,6 @@
               </w:rPr>
               <w:t>Postcondición</w:t>
             </w:r>
-            <w:proofErr w:type="spellEnd"/>
           </w:p>
         </w:tc>
         <w:tc>
@@ -22364,11 +22418,12 @@
           <w:lang w:val="es-MX" w:eastAsia="es-VE"/>
         </w:rPr>
       </w:pPr>
-      <w:bookmarkStart w:id="24" w:name="_Toc213793018"/>
+      <w:bookmarkStart w:id="24" w:name="_Toc214558151"/>
       <w:r>
         <w:rPr>
           <w:lang w:val="es-MX"/>
         </w:rPr>
+        <w:lastRenderedPageBreak/>
         <w:t>Validación Académica de Contenidos</w:t>
       </w:r>
       <w:bookmarkEnd w:id="24"/>
@@ -22736,7 +22791,6 @@
                 <w:lang w:eastAsia="es-VE"/>
               </w:rPr>
             </w:pPr>
-            <w:proofErr w:type="spellStart"/>
             <w:r>
               <w:rPr>
                 <w:rFonts w:eastAsia="Times New Roman" w:cs="Arial"/>
@@ -22745,7 +22799,6 @@
               </w:rPr>
               <w:t>Postcondición</w:t>
             </w:r>
-            <w:proofErr w:type="spellEnd"/>
           </w:p>
         </w:tc>
         <w:tc>
@@ -23740,11 +23793,12 @@
           <w:lang w:val="es-MX" w:eastAsia="es-VE"/>
         </w:rPr>
       </w:pPr>
-      <w:bookmarkStart w:id="25" w:name="_Toc213793019"/>
+      <w:bookmarkStart w:id="25" w:name="_Toc214558152"/>
       <w:r>
         <w:rPr>
           <w:lang w:val="es-MX"/>
         </w:rPr>
+        <w:lastRenderedPageBreak/>
         <w:t>Generación de Códigos QR</w:t>
       </w:r>
       <w:bookmarkEnd w:id="25"/>
@@ -24112,7 +24166,6 @@
                 <w:lang w:eastAsia="es-VE"/>
               </w:rPr>
             </w:pPr>
-            <w:proofErr w:type="spellStart"/>
             <w:r>
               <w:rPr>
                 <w:rFonts w:eastAsia="Times New Roman" w:cs="Arial"/>
@@ -24121,7 +24174,6 @@
               </w:rPr>
               <w:t>Postcondición</w:t>
             </w:r>
-            <w:proofErr w:type="spellEnd"/>
           </w:p>
         </w:tc>
         <w:tc>
@@ -25147,11 +25199,12 @@
           <w:lang w:val="es-MX" w:eastAsia="es-VE"/>
         </w:rPr>
       </w:pPr>
-      <w:bookmarkStart w:id="26" w:name="_Toc213793020"/>
+      <w:bookmarkStart w:id="26" w:name="_Toc214558153"/>
       <w:r>
         <w:rPr>
           <w:lang w:val="es-MX"/>
         </w:rPr>
+        <w:lastRenderedPageBreak/>
         <w:t>Producción de Video Tutorial</w:t>
       </w:r>
       <w:bookmarkEnd w:id="26"/>
@@ -25506,25 +25559,7 @@
                 <w:szCs w:val="24"/>
                 <w:lang w:eastAsia="es-VE"/>
               </w:rPr>
-              <w:t>Existe un guion/</w:t>
-            </w:r>
-            <w:proofErr w:type="spellStart"/>
-            <w:r>
-              <w:rPr>
-                <w:rFonts w:eastAsia="Times New Roman" w:cs="Arial"/>
-                <w:szCs w:val="24"/>
-                <w:lang w:eastAsia="es-VE"/>
-              </w:rPr>
-              <w:t>storyboard</w:t>
-            </w:r>
-            <w:proofErr w:type="spellEnd"/>
-            <w:r>
-              <w:rPr>
-                <w:rFonts w:eastAsia="Times New Roman" w:cs="Arial"/>
-                <w:szCs w:val="24"/>
-                <w:lang w:eastAsia="es-VE"/>
-              </w:rPr>
-              <w:t xml:space="preserve"> aprobado.</w:t>
+              <w:t>Existe un guion/storyboard aprobado.</w:t>
             </w:r>
           </w:p>
         </w:tc>
@@ -25545,7 +25580,6 @@
                 <w:lang w:eastAsia="es-VE"/>
               </w:rPr>
             </w:pPr>
-            <w:proofErr w:type="spellStart"/>
             <w:r>
               <w:rPr>
                 <w:rFonts w:eastAsia="Times New Roman" w:cs="Arial"/>
@@ -25554,7 +25588,6 @@
               </w:rPr>
               <w:t>Postcondición</w:t>
             </w:r>
-            <w:proofErr w:type="spellEnd"/>
           </w:p>
         </w:tc>
         <w:tc>
@@ -25873,25 +25906,7 @@
                 <w:szCs w:val="24"/>
                 <w:lang w:eastAsia="es-VE"/>
               </w:rPr>
-              <w:t xml:space="preserve">Entrega guion y </w:t>
-            </w:r>
-            <w:proofErr w:type="spellStart"/>
-            <w:r>
-              <w:rPr>
-                <w:rFonts w:eastAsia="Times New Roman" w:cs="Arial"/>
-                <w:szCs w:val="24"/>
-                <w:lang w:eastAsia="es-VE"/>
-              </w:rPr>
-              <w:t>storyboard</w:t>
-            </w:r>
-            <w:proofErr w:type="spellEnd"/>
-            <w:r>
-              <w:rPr>
-                <w:rFonts w:eastAsia="Times New Roman" w:cs="Arial"/>
-                <w:szCs w:val="24"/>
-                <w:lang w:eastAsia="es-VE"/>
-              </w:rPr>
-              <w:t xml:space="preserve"> al equipo</w:t>
+              <w:t>Entrega guion y storyboard al equipo</w:t>
             </w:r>
             <w:r>
               <w:rPr>
@@ -26350,14 +26365,13 @@
           <w:lang w:val="es-MX" w:eastAsia="es-VE"/>
         </w:rPr>
       </w:pPr>
-      <w:bookmarkStart w:id="27" w:name="_Toc213793021"/>
+      <w:bookmarkStart w:id="27" w:name="_Toc214558154"/>
       <w:r>
         <w:rPr>
           <w:lang w:val="es-MX"/>
         </w:rPr>
         <w:t>5.</w:t>
       </w:r>
-      <w:bookmarkEnd w:id="27"/>
       <w:r>
         <w:t xml:space="preserve"> </w:t>
       </w:r>
@@ -26367,6 +26381,7 @@
         </w:rPr>
         <w:t>Publicación de Materiales Institucionales</w:t>
       </w:r>
+      <w:bookmarkEnd w:id="27"/>
     </w:p>
     <w:tbl>
       <w:tblPr>
@@ -26763,7 +26778,6 @@
                 <w:lang w:eastAsia="es-VE"/>
               </w:rPr>
             </w:pPr>
-            <w:proofErr w:type="spellStart"/>
             <w:r>
               <w:rPr>
                 <w:rFonts w:eastAsia="Times New Roman" w:cs="Arial"/>
@@ -26772,7 +26786,6 @@
               </w:rPr>
               <w:t>Postcondición</w:t>
             </w:r>
-            <w:proofErr w:type="spellEnd"/>
           </w:p>
         </w:tc>
         <w:tc>
@@ -27566,6 +27579,7 @@
           <w:lang w:val="es-MX" w:eastAsia="es-VE"/>
         </w:rPr>
       </w:pPr>
+      <w:bookmarkStart w:id="28" w:name="_Toc214558155"/>
       <w:r>
         <w:rPr>
           <w:lang w:val="es-MX"/>
@@ -27578,6 +27592,7 @@
         </w:rPr>
         <w:t>Distribución Física de QR</w:t>
       </w:r>
+      <w:bookmarkEnd w:id="28"/>
     </w:p>
     <w:tbl>
       <w:tblPr>
@@ -27942,7 +27957,6 @@
                 <w:lang w:eastAsia="es-VE"/>
               </w:rPr>
             </w:pPr>
-            <w:proofErr w:type="spellStart"/>
             <w:r>
               <w:rPr>
                 <w:rFonts w:eastAsia="Times New Roman" w:cs="Arial"/>
@@ -27951,7 +27965,6 @@
               </w:rPr>
               <w:t>Postcondición</w:t>
             </w:r>
-            <w:proofErr w:type="spellEnd"/>
           </w:p>
         </w:tc>
         <w:tc>
@@ -28651,20 +28664,20 @@
           <w:lang w:val="es-MX" w:eastAsia="es-VE"/>
         </w:rPr>
       </w:pPr>
-      <w:bookmarkStart w:id="28" w:name="_Toc213793023"/>
+      <w:bookmarkStart w:id="29" w:name="_Toc214558156"/>
       <w:r>
         <w:rPr>
           <w:lang w:val="es-MX"/>
         </w:rPr>
         <w:t xml:space="preserve">7. </w:t>
       </w:r>
-      <w:bookmarkEnd w:id="28"/>
       <w:r>
         <w:rPr>
           <w:lang w:val="es-MX"/>
         </w:rPr>
         <w:t>Acceso a Materiales por Parte del Estudiante</w:t>
       </w:r>
+      <w:bookmarkEnd w:id="29"/>
     </w:p>
     <w:tbl>
       <w:tblPr>
@@ -29037,7 +29050,6 @@
                 <w:lang w:eastAsia="es-VE"/>
               </w:rPr>
             </w:pPr>
-            <w:proofErr w:type="spellStart"/>
             <w:r>
               <w:rPr>
                 <w:rFonts w:eastAsia="Times New Roman" w:cs="Arial"/>
@@ -29046,7 +29058,6 @@
               </w:rPr>
               <w:t>Postcondición</w:t>
             </w:r>
-            <w:proofErr w:type="spellEnd"/>
           </w:p>
         </w:tc>
         <w:tc>
@@ -29733,20 +29744,20 @@
           <w:lang w:val="es-MX" w:eastAsia="es-VE"/>
         </w:rPr>
       </w:pPr>
-      <w:bookmarkStart w:id="29" w:name="_Toc213793024"/>
+      <w:bookmarkStart w:id="30" w:name="_Toc214558157"/>
       <w:r>
         <w:rPr>
           <w:lang w:val="es-MX"/>
         </w:rPr>
         <w:t xml:space="preserve">8. </w:t>
       </w:r>
-      <w:bookmarkEnd w:id="29"/>
       <w:r>
         <w:rPr>
           <w:lang w:val="es-MX"/>
         </w:rPr>
         <w:t>Evaluación de Comprensión del Usuario</w:t>
       </w:r>
+      <w:bookmarkEnd w:id="30"/>
     </w:p>
     <w:tbl>
       <w:tblPr>
@@ -30119,7 +30130,6 @@
                 <w:lang w:eastAsia="es-VE"/>
               </w:rPr>
             </w:pPr>
-            <w:proofErr w:type="spellStart"/>
             <w:r>
               <w:rPr>
                 <w:rFonts w:eastAsia="Times New Roman" w:cs="Arial"/>
@@ -30128,7 +30138,6 @@
               </w:rPr>
               <w:t>Postcondición</w:t>
             </w:r>
-            <w:proofErr w:type="spellEnd"/>
           </w:p>
         </w:tc>
         <w:tc>
@@ -30829,7 +30838,6 @@
           <w:lang w:val="es-MX"/>
         </w:rPr>
       </w:pPr>
-      <w:bookmarkStart w:id="30" w:name="_Toc213793025"/>
     </w:p>
     <w:p>
       <w:pPr>
@@ -30840,7 +30848,6 @@
         </w:rPr>
       </w:pPr>
     </w:p>
-    <w:bookmarkEnd w:id="30"/>
     <w:p>
       <w:pPr>
         <w:pStyle w:val="Ttulo2"/>
@@ -30853,10 +30860,12 @@
           <w:lang w:val="es-MX" w:eastAsia="es-VE"/>
         </w:rPr>
       </w:pPr>
+      <w:bookmarkStart w:id="31" w:name="_Toc214558158"/>
       <w:r>
         <w:rPr>
           <w:lang w:val="es-MX"/>
         </w:rPr>
+        <w:lastRenderedPageBreak/>
         <w:t>9.</w:t>
       </w:r>
       <w:r>
@@ -30868,6 +30877,7 @@
         </w:rPr>
         <w:t>Revisión Periódica de Materiales</w:t>
       </w:r>
+      <w:bookmarkEnd w:id="31"/>
     </w:p>
     <w:tbl>
       <w:tblPr>
@@ -31240,7 +31250,6 @@
                 <w:lang w:eastAsia="es-VE"/>
               </w:rPr>
             </w:pPr>
-            <w:proofErr w:type="spellStart"/>
             <w:r>
               <w:rPr>
                 <w:rFonts w:eastAsia="Times New Roman" w:cs="Arial"/>
@@ -31249,7 +31258,6 @@
               </w:rPr>
               <w:t>Postcondición</w:t>
             </w:r>
-            <w:proofErr w:type="spellEnd"/>
           </w:p>
         </w:tc>
         <w:tc>
@@ -31765,14 +31773,13 @@
           <w:lang w:val="es-MX" w:eastAsia="es-VE"/>
         </w:rPr>
       </w:pPr>
-      <w:bookmarkStart w:id="31" w:name="_Toc213793026"/>
+      <w:bookmarkStart w:id="32" w:name="_Toc214558159"/>
       <w:r>
         <w:rPr>
           <w:lang w:val="es-MX"/>
         </w:rPr>
         <w:t>10.</w:t>
       </w:r>
-      <w:bookmarkEnd w:id="31"/>
       <w:r>
         <w:t xml:space="preserve"> </w:t>
       </w:r>
@@ -31782,6 +31789,7 @@
         </w:rPr>
         <w:t>Exportación y Respaldo de Materiales</w:t>
       </w:r>
+      <w:bookmarkEnd w:id="32"/>
     </w:p>
     <w:tbl>
       <w:tblPr>
@@ -32146,7 +32154,6 @@
                 <w:lang w:eastAsia="es-VE"/>
               </w:rPr>
             </w:pPr>
-            <w:proofErr w:type="spellStart"/>
             <w:r>
               <w:rPr>
                 <w:rFonts w:eastAsia="Times New Roman" w:cs="Arial"/>
@@ -32155,7 +32162,6 @@
               </w:rPr>
               <w:t>Postcondición</w:t>
             </w:r>
-            <w:proofErr w:type="spellEnd"/>
           </w:p>
         </w:tc>
         <w:tc>
@@ -32750,14 +32756,14 @@
           <w:lang w:val="es-MX" w:eastAsia="es-VE"/>
         </w:rPr>
       </w:pPr>
-      <w:bookmarkStart w:id="32" w:name="_Toc213793027"/>
+      <w:bookmarkStart w:id="33" w:name="_Toc214558160"/>
       <w:r>
         <w:rPr>
           <w:lang w:val="es-MX"/>
         </w:rPr>
+        <w:lastRenderedPageBreak/>
         <w:t>11.</w:t>
       </w:r>
-      <w:bookmarkEnd w:id="32"/>
       <w:r>
         <w:t xml:space="preserve"> </w:t>
       </w:r>
@@ -32767,6 +32773,7 @@
         </w:rPr>
         <w:t>Generación de Informe Final</w:t>
       </w:r>
+      <w:bookmarkEnd w:id="33"/>
     </w:p>
     <w:tbl>
       <w:tblPr>
@@ -33155,7 +33162,6 @@
                 <w:lang w:eastAsia="es-VE"/>
               </w:rPr>
             </w:pPr>
-            <w:proofErr w:type="spellStart"/>
             <w:r>
               <w:rPr>
                 <w:rFonts w:eastAsia="Times New Roman" w:cs="Arial"/>
@@ -33164,7 +33170,6 @@
               </w:rPr>
               <w:t>Postcondición</w:t>
             </w:r>
-            <w:proofErr w:type="spellEnd"/>
           </w:p>
         </w:tc>
         <w:tc>
@@ -33694,14 +33699,13 @@
           <w:lang w:val="es-MX" w:eastAsia="es-VE"/>
         </w:rPr>
       </w:pPr>
-      <w:bookmarkStart w:id="33" w:name="_Toc213793028"/>
+      <w:bookmarkStart w:id="34" w:name="_Toc214558161"/>
       <w:r>
         <w:rPr>
           <w:lang w:val="es-MX"/>
         </w:rPr>
         <w:t>12.</w:t>
       </w:r>
-      <w:bookmarkEnd w:id="33"/>
       <w:r>
         <w:t xml:space="preserve"> </w:t>
       </w:r>
@@ -33711,6 +33715,7 @@
         </w:rPr>
         <w:t>Aprobación Institucional Final</w:t>
       </w:r>
+      <w:bookmarkEnd w:id="34"/>
     </w:p>
     <w:tbl>
       <w:tblPr>
@@ -34075,7 +34080,6 @@
                 <w:lang w:eastAsia="es-VE"/>
               </w:rPr>
             </w:pPr>
-            <w:proofErr w:type="spellStart"/>
             <w:r>
               <w:rPr>
                 <w:rFonts w:eastAsia="Times New Roman" w:cs="Arial"/>
@@ -34084,7 +34088,6 @@
               </w:rPr>
               <w:t>Postcondición</w:t>
             </w:r>
-            <w:proofErr w:type="spellEnd"/>
           </w:p>
         </w:tc>
         <w:tc>
@@ -42370,10 +42373,6 @@
 </file>
 
 <file path=customXml/item1.xml><?xml version="1.0" encoding="utf-8"?>
-<b:Sources xmlns:b="http://schemas.openxmlformats.org/officeDocument/2006/bibliography" xmlns="http://schemas.openxmlformats.org/officeDocument/2006/bibliography" SelectedStyle="\APASixthEditionOfficeOnline.xsl" StyleName="APA" Version="6"/>
-</file>
-
-<file path=customXml/item2.xml><?xml version="1.0" encoding="utf-8"?>
 <?mso-contentType ?>
 <FormTemplates xmlns="http://schemas.microsoft.com/sharepoint/v3/contenttype/forms">
   <Display>DocumentLibraryForm</Display>
@@ -42382,7 +42381,19 @@
 </FormTemplates>
 </file>
 
+<file path=customXml/item2.xml><?xml version="1.0" encoding="utf-8"?>
+<b:Sources xmlns:b="http://schemas.openxmlformats.org/officeDocument/2006/bibliography" xmlns="http://schemas.openxmlformats.org/officeDocument/2006/bibliography" SelectedStyle="\APASixthEditionOfficeOnline.xsl" StyleName="APA" Version="6"/>
+</file>
+
 <file path=customXml/item3.xml><?xml version="1.0" encoding="utf-8"?>
+<p:properties xmlns:p="http://schemas.microsoft.com/office/2006/metadata/properties" xmlns:xsi="http://www.w3.org/2001/XMLSchema-instance" xmlns:pc="http://schemas.microsoft.com/office/infopath/2007/PartnerControls">
+  <documentManagement>
+    <_activity xmlns="943299af-12c5-4a94-a2c7-c86c78b36c95" xsi:nil="true"/>
+  </documentManagement>
+</p:properties>
+</file>
+
+<file path=customXml/item4.xml><?xml version="1.0" encoding="utf-8"?>
 <ct:contentTypeSchema xmlns:ct="http://schemas.microsoft.com/office/2006/metadata/contentType" xmlns:ma="http://schemas.microsoft.com/office/2006/metadata/properties/metaAttributes" ct:_="" ma:_="" ma:contentTypeName="Document" ma:contentTypeID="0x010100D47E59C22AA6E640B3BDD78573C6C896" ma:contentTypeVersion="15" ma:contentTypeDescription="Create a new document." ma:contentTypeScope="" ma:versionID="c49627f9a0e5dc0ece82adc8d89b0ba2">
   <xsd:schema xmlns:xsd="http://www.w3.org/2001/XMLSchema" xmlns:xs="http://www.w3.org/2001/XMLSchema" xmlns:p="http://schemas.microsoft.com/office/2006/metadata/properties" xmlns:ns3="943299af-12c5-4a94-a2c7-c86c78b36c95" xmlns:ns4="4ed9d6d6-5ffe-47a9-86e3-4156f6b81eb7" targetNamespace="http://schemas.microsoft.com/office/2006/metadata/properties" ma:root="true" ma:fieldsID="942ccb24642a44b75547a5ff5aeac642" ns3:_="" ns4:_="">
     <xsd:import namespace="943299af-12c5-4a94-a2c7-c86c78b36c95"/>
@@ -42615,24 +42626,7 @@
 </ct:contentTypeSchema>
 </file>
 
-<file path=customXml/item4.xml><?xml version="1.0" encoding="utf-8"?>
-<p:properties xmlns:p="http://schemas.microsoft.com/office/2006/metadata/properties" xmlns:xsi="http://www.w3.org/2001/XMLSchema-instance" xmlns:pc="http://schemas.microsoft.com/office/infopath/2007/PartnerControls">
-  <documentManagement>
-    <_activity xmlns="943299af-12c5-4a94-a2c7-c86c78b36c95" xsi:nil="true"/>
-  </documentManagement>
-</p:properties>
-</file>
-
 <file path=customXml/itemProps1.xml><?xml version="1.0" encoding="utf-8"?>
-<ds:datastoreItem xmlns:ds="http://schemas.openxmlformats.org/officeDocument/2006/customXml" ds:itemID="{C7FE201C-CDC3-4C15-A441-69F66E0595A5}">
-  <ds:schemaRefs>
-    <ds:schemaRef ds:uri="http://schemas.openxmlformats.org/officeDocument/2006/bibliography"/>
-    <ds:schemaRef ds:uri="http://www.w3.org/2000/xmlns/"/>
-  </ds:schemaRefs>
-</ds:datastoreItem>
-</file>
-
-<file path=customXml/itemProps2.xml><?xml version="1.0" encoding="utf-8"?>
 <ds:datastoreItem xmlns:ds="http://schemas.openxmlformats.org/officeDocument/2006/customXml" ds:itemID="{00871121-C5FA-4296-BEC5-3989393D00B7}">
   <ds:schemaRefs>
     <ds:schemaRef ds:uri="http://schemas.microsoft.com/sharepoint/v3/contenttype/forms"/>
@@ -42640,26 +42634,39 @@
 </ds:datastoreItem>
 </file>
 
+<file path=customXml/itemProps2.xml><?xml version="1.0" encoding="utf-8"?>
+<ds:datastoreItem xmlns:ds="http://schemas.openxmlformats.org/officeDocument/2006/customXml" ds:itemID="{C7FE201C-CDC3-4C15-A441-69F66E0595A5}">
+  <ds:schemaRefs>
+    <ds:schemaRef ds:uri="http://schemas.openxmlformats.org/officeDocument/2006/bibliography"/>
+  </ds:schemaRefs>
+</ds:datastoreItem>
+</file>
+
 <file path=customXml/itemProps3.xml><?xml version="1.0" encoding="utf-8"?>
-<ds:datastoreItem xmlns:ds="http://schemas.openxmlformats.org/officeDocument/2006/customXml" ds:itemID="{5BBD8A22-7F2A-4621-A130-51CB9605A9CE}">
+<ds:datastoreItem xmlns:ds="http://schemas.openxmlformats.org/officeDocument/2006/customXml" ds:itemID="{B3CA075F-02D1-44DA-A89D-48B9CB4B73C5}">
   <ds:schemaRefs>
-    <ds:schemaRef ds:uri="http://schemas.microsoft.com/office/2006/metadata/contentType"/>
-    <ds:schemaRef ds:uri="http://schemas.microsoft.com/office/2006/metadata/properties/metaAttributes"/>
-    <ds:schemaRef ds:uri="http://www.w3.org/2000/xmlns/"/>
-    <ds:schemaRef ds:uri="http://www.w3.org/2001/XMLSchema"/>
+    <ds:schemaRef ds:uri="http://schemas.microsoft.com/office/2006/metadata/properties"/>
+    <ds:schemaRef ds:uri="http://schemas.microsoft.com/office/infopath/2007/PartnerControls"/>
     <ds:schemaRef ds:uri="943299af-12c5-4a94-a2c7-c86c78b36c95"/>
-    <ds:schemaRef ds:uri="4ed9d6d6-5ffe-47a9-86e3-4156f6b81eb7"/>
   </ds:schemaRefs>
 </ds:datastoreItem>
 </file>
 
 <file path=customXml/itemProps4.xml><?xml version="1.0" encoding="utf-8"?>
-<ds:datastoreItem xmlns:ds="http://schemas.openxmlformats.org/officeDocument/2006/customXml" ds:itemID="{B3CA075F-02D1-44DA-A89D-48B9CB4B73C5}">
+<ds:datastoreItem xmlns:ds="http://schemas.openxmlformats.org/officeDocument/2006/customXml" ds:itemID="{5BBD8A22-7F2A-4621-A130-51CB9605A9CE}">
   <ds:schemaRefs>
+    <ds:schemaRef ds:uri="http://schemas.microsoft.com/office/2006/metadata/contentType"/>
+    <ds:schemaRef ds:uri="http://schemas.microsoft.com/office/2006/metadata/properties/metaAttributes"/>
+    <ds:schemaRef ds:uri="http://www.w3.org/2001/XMLSchema"/>
     <ds:schemaRef ds:uri="http://schemas.microsoft.com/office/2006/metadata/properties"/>
-    <ds:schemaRef ds:uri="http://www.w3.org/2000/xmlns/"/>
     <ds:schemaRef ds:uri="943299af-12c5-4a94-a2c7-c86c78b36c95"/>
-    <ds:schemaRef ds:uri="http://www.w3.org/2001/XMLSchema-instance"/>
+    <ds:schemaRef ds:uri="4ed9d6d6-5ffe-47a9-86e3-4156f6b81eb7"/>
+    <ds:schemaRef ds:uri="http://schemas.microsoft.com/office/2006/documentManagement/types"/>
+    <ds:schemaRef ds:uri="http://schemas.microsoft.com/office/infopath/2007/PartnerControls"/>
+    <ds:schemaRef ds:uri="http://schemas.openxmlformats.org/package/2006/metadata/core-properties"/>
+    <ds:schemaRef ds:uri="http://purl.org/dc/elements/1.1/"/>
+    <ds:schemaRef ds:uri="http://purl.org/dc/terms/"/>
+    <ds:schemaRef ds:uri="http://schemas.microsoft.com/internal/obd"/>
   </ds:schemaRefs>
 </ds:datastoreItem>
 </file>